--- a/report/midterm_report.docx
+++ b/report/midterm_report.docx
@@ -214,7 +214,7 @@
           <w:b w:val="0"/>
           <w:sz w:val="24"/>
         </w:rPr>
-        <w:t>本文围绕大型演唱会入场安防这一具体场景，构建了一个由随机到达、门区排队、识别报警和场内巡逻组成的高阶叙事性模拟。观众入场过程被建模为非齐次泊松过程，安检口服务过程采用离散 M/M/c 排队近似，报警可信度用贝叶斯公式解释低基率效应，巡逻发现异常点则转化为二维随机游走的首达时问题。交互作品允许用户调整到达集中度、安检通道数、服务效率、拥堵阈值、误报率和巡逻偏向，并实时查看最大队列、拥堵风险、平均等待、报警后验概率、巡逻首达时间等指标。基准方案下，蒙特卡洛模拟显示最大队列超过 2500 人阈值的概率约为 26.7%，平均最大队列约 2359 人；识别系统在 95% 灵敏度和 0.5% 误报率下，报警为真实风险个体的后验概率仅约 13.7%。结果表明，概率模型不仅能描述平均状态，更能揭示低概率高影响的尾部风险，为“错峰入场、通道冗余、降低误报、热点巡逻”的组合策略提供量化依据。</w:t>
+        <w:t>大型演唱会等密集性活动面临入场拥堵、报警误判和巡逻响应三类核心安防风险。本文以概率论与随机过程为工具，围绕“随机到达—门区排队—报警可信度—场内巡逻”构建了一套高阶叙事性仿真框架，并配套两套交互系统（纯前端叙事版与 React 数据仪表板版）加以可视化呈现。观众入场过程采用非齐次泊松过程刻画双峰波形，安检口服务以离散 M/M/c 排队近似，报警可信度用贝叶斯后验概率揭示低基率效应，场内巡逻则转化为二维随机游走的首达时问题。基准场景（36 通道、集中度 1.20）下，300 次蒙特卡洛模拟显示最大队列超过 2500 人阈值的概率为 26.7%，平均最大队列约 2359 人，90 分位最大队列达到 2679 人；识别系统在 95% 灵敏度与 0.5% 误报率下，报警后验概率仅约 13.7%，单场误报核查耗费约 200 警员小时。结果表明，单次仿真的平均值会系统性地低估尾部风险；错峰入场、通道冗余、降低误报与热点巡逻的组合策略在四个维度上均优于单一措施，为大型活动安防的量化决策提供了可复现的参考依据。</w:t>
       </w:r>
     </w:p>
     <w:p>
@@ -227,7 +227,7 @@
           <w:b w:val="0"/>
           <w:sz w:val="24"/>
         </w:rPr>
-        <w:t>关键词：非齐次泊松过程；排队论；贝叶斯公式；随机游走；蒙特卡洛模拟；大型活动安防</w:t>
+        <w:t>关键词：非齐次泊松过程；M/M/c 排队论；贝叶斯后验概率；随机游走首达时；蒙特卡洛模拟；大型活动安防</w:t>
       </w:r>
     </w:p>
     <w:p>
@@ -305,7 +305,7 @@
           <w:b w:val="0"/>
           <w:sz w:val="24"/>
         </w:rPr>
-        <w:t>第五章 安防策略建议</w:t>
+        <w:t>第五章 安防策略建议与方案比较</w:t>
       </w:r>
     </w:p>
     <w:p>
@@ -389,7 +389,7 @@
           <w:b w:val="0"/>
           <w:sz w:val="24"/>
         </w:rPr>
-        <w:t>大型演唱会、体育赛事和校园活动的安防压力通常集中在短时间窗口内。实际风险并不只来自总人数，而来自人群到达的波峰、安检服务能力的随机波动、报警系统的低基率误报，以及巡逻队伍在空间中的搜索效率。若只用平均人数或静态图表描述，很容易忽略队列突然积累、误报大量占用警力和异常点迟迟未被发现等问题。</w:t>
+        <w:t>近年来，大型演唱会、体育赛事和节庆活动的规模持续扩大，单场观众数量动辄超过数万人。安防压力通常在开场前 30 至 60 分钟内骤然集中，形成入场波峰。实际风险并不只来自总人数，而来自人群到达的随机波动、安检服务能力的不确定性、识别报警系统的低基率误判，以及巡逻队伍在二维空间中的搜索效率。若只使用平均人数或静态图表描述，很容易忽略队列突然积累、误报大量占用警力和异常点迟迟未被发现等尾部风险。</w:t>
       </w:r>
     </w:p>
     <w:p>
@@ -416,7 +416,7 @@
           <w:b w:val="0"/>
           <w:sz w:val="24"/>
         </w:rPr>
-        <w:t>本项目选择“大型活动安防”作为小切口，目标不是复刻真实场馆的全部复杂性，而是用概率论与随机过程中的典型工具讲清一个完整决策故事：人如何随机到达，队列如何积累，报警如何被解释，巡逻如何发现异常，最后怎样用参数调节降低风险。交互作品对应作业说明中的“高阶：叙事性模拟”，将文字说明、动态曲线、关键指标和可调控件放在同一 Web 应用中，形成可探索的分析报告。</w:t>
+        <w:t>本项目选择“大型活动安防”作为小切口，目标不是复刻真实场馆的全部复杂性，而是用概率论与随机过程中的典型工具讲清一个完整决策故事：观众如何随机到达，队列如何积累并形成拥堵风险，报警信号如何在低基率下被解读，巡逻如何以随机游走方式搜索异常，以及如何从参数对比中提炼安防优化策略。交互作品对应作业说明中“高阶：叙事性模拟”的要求，将理论推导、动态仿真、关键指标和可调控件整合为两套 Web 应用，形成可探索的量化分析报告。</w:t>
       </w:r>
     </w:p>
     <w:p>
@@ -456,7 +456,7 @@
           <w:b w:val="0"/>
           <w:sz w:val="24"/>
         </w:rPr>
-        <w:t>设 A(t) 表示开门后 t 分钟内到达的观众数。由于观众在开场前不同时间段的到达强度不同，本文采用非齐次泊松过程：在很短时间间隔内，到达数服从参数为该时间段强度积分的泊松分布，并假设不相交时间段的增量近似独立。</w:t>
+        <w:t>设 A(t) 表示开门后第 t 分钟的新到达观众数。由于观众在开场前的不同时间段到达强度显著不同，本文采用非齐次泊松过程（NHPP）建模：在足够短的时间间隔 Δt 内，到达数服从参数为该时段强度积分的泊松分布，且不相交时间段的增量相互独立。</w:t>
       </w:r>
     </w:p>
     <w:p>
@@ -470,7 +470,7 @@
           <w:b w:val="0"/>
           <w:sz w:val="24"/>
         </w:rPr>
-        <w:t>A(t+Δt)-A(t) ~ Poisson(∫[t,t+Δt] λ(u)du)</w:t>
+        <w:t>A(t+Δt) − A(t) ～ Poisson( ∫[t, t+Δt] λ(u) du )</w:t>
       </w:r>
     </w:p>
     <w:p>
@@ -484,7 +484,7 @@
           <w:b w:val="0"/>
           <w:sz w:val="24"/>
         </w:rPr>
-        <w:t>为体现真实活动中“提前入场峰”和“临近开场峰”，仿真中把 λ(t) 设为背景到达强度与两个钟形波峰的加权和，再按总观众 60000 人归一化。“到达集中度”越高，两个峰越尖，排队系统面对的瞬时冲击越大。</w:t>
+        <w:t>仿真中将强度函数 λ(t) 设为背景常量与两个高斯波峰（早到峰与临场峰）的加权叠加，再按总观众 60000 人归一化。'到达集中度'参数控制两个波峰的尖锐程度：集中度越高，波峰越窄，排队系统在短时间内承受的瞬时压力越大，这正是错峰入场能够有效降低拥堵风险的理论依据。</w:t>
       </w:r>
     </w:p>
     <w:p>
@@ -497,7 +497,7 @@
           <w:b/>
           <w:sz w:val="26"/>
         </w:rPr>
-        <w:t>2.2 门区排队模型</w:t>
+        <w:t>2.2 门区排队模型（离散 M/M/c 近似）</w:t>
       </w:r>
     </w:p>
     <w:p>
@@ -511,7 +511,7 @@
           <w:b w:val="0"/>
           <w:sz w:val="24"/>
         </w:rPr>
-        <w:t>安检区设置 c 个通道，单通道平均服务率为 μ 人/分钟。每分钟服务能力 S(t) 用均值 cμ 的泊松随机变量近似，队列递推如下：</w:t>
+        <w:t>安检区设置 c 个通道，单通道平均服务率为 μ 人/分钟，因此每分钟整体服务能力均值为 cμ。实际服务量受到随机波动的影响，用均值为 cμ 的泊松随机变量 S(t) 近似。队列递推关系为：</w:t>
       </w:r>
     </w:p>
     <w:p>
@@ -525,7 +525,7 @@
           <w:b w:val="0"/>
           <w:sz w:val="24"/>
         </w:rPr>
-        <w:t>Q(t+1)=max{0, Q(t)+A(t)-S(t)}</w:t>
+        <w:t>Q(t+1) = max{ 0,  Q(t) + A(t) − S(t) }</w:t>
       </w:r>
     </w:p>
     <w:p>
@@ -539,7 +539,7 @@
           <w:b w:val="0"/>
           <w:sz w:val="24"/>
         </w:rPr>
-        <w:t>本模型重点观察三个量：最大队列 max Q(t)、平均等待时间 E[Q(t)/(cμ)]、以及最大队列超过阈值 L 的概率 P(max Q(t)&gt;L)。其中第三个量是典型的尾部风险指标，比单次仿真的曲线更适合用于安防冗余设计。</w:t>
+        <w:t>本模型重点观察三个衍生量：最大队列 max Q(t) 反映瞬时拥堵峰值；加权平均等待时间 E[Q(t)/(cμ)] 衡量用户体验；最大队列超过阈值 L 的概率 P(max Q(t) &gt; L) 是典型的尾部风险指标，只有借助蒙特卡洛多次重复才能可靠估计，这也是单次仿真不足以支撑安防决策的根本原因。</w:t>
       </w:r>
     </w:p>
     <w:p>
@@ -566,7 +566,7 @@
           <w:b w:val="0"/>
           <w:sz w:val="24"/>
         </w:rPr>
-        <w:t>参考“大型活动安防”材料，设真实风险个体为 T，系统报警为 B。若风险个体占比很低，即使 P(B|T) 较高，P(T|B) 也可能不高。这正是低基率场景下常见的贝叶斯悖论。</w:t>
+        <w:t>设 T 表示'该个体为真实风险人员'，B 表示'识别系统发出报警'。当风险个体基率 P(T) 很低时，即使灵敏度 P(B|T) 较高，报警的后验概率 P(T|B) 也可能远低于直觉预期——这是低基率场景下的贝叶斯悖论。利用全概率公式展开分母得：</w:t>
       </w:r>
     </w:p>
     <w:p>
@@ -580,20 +580,7 @@
           <w:b w:val="0"/>
           <w:sz w:val="24"/>
         </w:rPr>
-        <w:t>P(T|B)=P(B|T)P(T) / [P(B|T)P(T)+P(B|T^c)P(T^c)]</w:t>
-      </w:r>
-    </w:p>
-    <w:p>
-      <w:pPr>
-        <w:spacing w:line="360" w:lineRule="auto" w:before="160" w:after="160"/>
-      </w:pPr>
-      <w:r>
-        <w:rPr>
-          <w:rFonts w:ascii="Times New Roman" w:hAnsi="Times New Roman" w:eastAsia="黑体"/>
-          <w:b/>
-          <w:sz w:val="26"/>
-        </w:rPr>
-        <w:t>2.4 巡逻搜索与首达时</w:t>
+        <w:t>P(T|B) = P(B|T)·P(T)  /  [ P(B|T)·P(T) + P(B|T̄)·P(T̄) ]</w:t>
       </w:r>
     </w:p>
     <w:p>
@@ -607,7 +594,34 @@
           <w:b w:val="0"/>
           <w:sz w:val="24"/>
         </w:rPr>
-        <w:t>场内巡逻被抽象为二维网格上的随机游走。巡逻队从入口或角落出发，每分钟向相邻网格移动一步；当采用“热点偏向”策略时，移动方向以一定概率朝向高风险区域。异常点首次被任一巡逻队到达的时间记为 τ，它是随机游走的首达时。</w:t>
+        <w:t>以基准参数为例：P(T) = 50/60000 ≈ 0.083%，P(B|T) = 95%，P(B|T̄) = 0.5%，代入得 P(T|B) ≈ 13.7%。这意味着绝大多数报警来自误报，核查压力远超预期。降低误报率是提升后验概率最有效的手段，其效果远优于单纯提高灵敏度。</w:t>
+      </w:r>
+    </w:p>
+    <w:p>
+      <w:pPr>
+        <w:spacing w:line="360" w:lineRule="auto" w:before="160" w:after="160"/>
+      </w:pPr>
+      <w:r>
+        <w:rPr>
+          <w:rFonts w:ascii="Times New Roman" w:hAnsi="Times New Roman" w:eastAsia="黑体"/>
+          <w:b/>
+          <w:sz w:val="26"/>
+        </w:rPr>
+        <w:t>2.4 巡逻搜索与随机游走首达时</w:t>
+      </w:r>
+    </w:p>
+    <w:p>
+      <w:pPr>
+        <w:spacing w:line="360" w:lineRule="auto" w:after="120"/>
+        <w:ind w:firstLine="420"/>
+      </w:pPr>
+      <w:r>
+        <w:rPr>
+          <w:rFonts w:ascii="Times New Roman" w:hAnsi="Times New Roman" w:eastAsia="宋体"/>
+          <w:b w:val="0"/>
+          <w:sz w:val="24"/>
+        </w:rPr>
+        <w:t>场内巡逻被抽象为二维网格（12×8 格）上的随机游走。多支巡逻队从不同角落出发，每分钟向四邻格随机或偏向移动一步；采用热点偏向策略时，以概率 p 向目标格方向移动，以 1-p 完全随机移动。异常点首次被任一巡逻队到达的时间记为首达时 τ：</w:t>
       </w:r>
     </w:p>
     <w:p>
@@ -621,7 +635,21 @@
           <w:b w:val="0"/>
           <w:sz w:val="24"/>
         </w:rPr>
-        <w:t>τ = inf{t ≥ 0 : X_t = hotspot}</w:t>
+        <w:t>τ = inf{ t ≥ 0 : X_t = hotspot }</w:t>
+      </w:r>
+    </w:p>
+    <w:p>
+      <w:pPr>
+        <w:spacing w:line="360" w:lineRule="auto" w:after="120"/>
+        <w:ind w:firstLine="420"/>
+      </w:pPr>
+      <w:r>
+        <w:rPr>
+          <w:rFonts w:ascii="Times New Roman" w:hAnsi="Times New Roman" w:eastAsia="宋体"/>
+          <w:b w:val="0"/>
+          <w:sz w:val="24"/>
+        </w:rPr>
+        <w:t>首达时的分布体现了搜索效率的随机性：热点偏向在减少均值的同时也会压缩分布的右尾，这对安防场景'及时发现异常'的目标比均值本身更具实践意义。</w:t>
       </w:r>
     </w:p>
     <w:p>
@@ -661,7 +689,7 @@
           <w:b w:val="0"/>
           <w:sz w:val="24"/>
         </w:rPr>
-        <w:t>交互作品按五幕展开：第一幕展示非均匀到达的人流波峰；第二幕展示服务能力不足时队列如何积累；第三幕解释报警后验概率为什么低于直觉；第四幕把巡逻发现转化为首达时；第五幕对比基准、错峰、增开通道和组合优化。每一幕都对应一个核心概率概念，避免把图表堆叠成静态展示。</w:t>
+        <w:t>交互作品按五幕叙事结构展开，每一幕对应一个核心概率概念，避免将图表堆叠为静态展示。第一幕：展示非均匀到达的人流双峰——通过实时动态曲线让用户感受到'随机到达并非匀速'；第二幕：展示服务能力不足时队列如何逐步积累，强调单次路径可能掩盖尾部风险；第三幕：用贝叶斯后验概率解释为何即使识别准确率较高，报警仍以误报为主；第四幕：将场内巡逻可视化为在网格上移动的随机游走路径，展示热点偏向的搜索加速效果；第五幕：以并排表格和参数对比形式综合呈现四种安防方案的量化差异，形成从风险识别到策略选择的完整闭环。</w:t>
       </w:r>
     </w:p>
     <w:p>
@@ -675,6 +703,20 @@
           <w:sz w:val="26"/>
         </w:rPr>
         <w:t>3.2 参数设置</w:t>
+      </w:r>
+    </w:p>
+    <w:p>
+      <w:pPr>
+        <w:spacing w:line="360" w:lineRule="auto" w:after="120"/>
+        <w:ind w:firstLine="420"/>
+      </w:pPr>
+      <w:r>
+        <w:rPr>
+          <w:rFonts w:ascii="Times New Roman" w:hAnsi="Times New Roman" w:eastAsia="宋体"/>
+          <w:b w:val="0"/>
+          <w:sz w:val="24"/>
+        </w:rPr>
+        <w:t>下表列出仿真中所有可调参数的基准值及其含义，用户可在交互界面中实时修改这些参数并观察各指标的响应变化。</w:t>
       </w:r>
     </w:p>
     <w:tbl>
@@ -780,7 +822,7 @@
                 <w:b w:val="0"/>
                 <w:sz w:val="21"/>
               </w:rPr>
-              <w:t>60000</w:t>
+              <w:t>60 000</w:t>
             </w:r>
           </w:p>
         </w:tc>
@@ -798,7 +840,7 @@
                 <w:b w:val="0"/>
                 <w:sz w:val="21"/>
               </w:rPr>
-              <w:t>进入场馆的人数规模</w:t>
+              <w:t>进入场馆的总人数规模</w:t>
             </w:r>
           </w:p>
         </w:tc>
@@ -910,7 +952,7 @@
                 <w:b w:val="0"/>
                 <w:sz w:val="21"/>
               </w:rPr>
-              <w:t>并行服务台数量</w:t>
+              <w:t>并行服务台数量（c）</w:t>
             </w:r>
           </w:p>
         </w:tc>
@@ -966,7 +1008,7 @@
                 <w:b w:val="0"/>
                 <w:sz w:val="21"/>
               </w:rPr>
-              <w:t>平均服务能力</w:t>
+              <w:t>平均服务能力（μ）</w:t>
             </w:r>
           </w:p>
         </w:tc>
@@ -1004,7 +1046,7 @@
                 <w:b w:val="0"/>
                 <w:sz w:val="21"/>
               </w:rPr>
-              <w:t>2500 人</w:t>
+              <w:t>2 500 人</w:t>
             </w:r>
           </w:p>
         </w:tc>
@@ -1022,7 +1064,7 @@
                 <w:b w:val="0"/>
                 <w:sz w:val="21"/>
               </w:rPr>
-              <w:t>需启动疏导预案的队列规模</w:t>
+              <w:t>需启动疏导预案的队列规模（L）</w:t>
             </w:r>
           </w:p>
         </w:tc>
@@ -1060,7 +1102,7 @@
                 <w:b w:val="0"/>
                 <w:sz w:val="21"/>
               </w:rPr>
-              <w:t>50/60000</w:t>
+              <w:t>50 / 60 000</w:t>
             </w:r>
           </w:p>
         </w:tc>
@@ -1078,7 +1120,7 @@
                 <w:b w:val="0"/>
                 <w:sz w:val="21"/>
               </w:rPr>
-              <w:t>低基率报警场景</w:t>
+              <w:t>低基率报警场景 P(T)</w:t>
             </w:r>
           </w:p>
         </w:tc>
@@ -1134,7 +1176,7 @@
                 <w:b w:val="0"/>
                 <w:sz w:val="21"/>
               </w:rPr>
-              <w:t>识别系统参数</w:t>
+              <w:t>识别系统参数 P(B|T) / P(B|T̄)</w:t>
             </w:r>
           </w:p>
         </w:tc>
@@ -1190,7 +1232,7 @@
                 <w:b w:val="0"/>
                 <w:sz w:val="21"/>
               </w:rPr>
-              <w:t>随机游走的搜索能力</w:t>
+              <w:t>随机游走搜索能力</w:t>
             </w:r>
           </w:p>
         </w:tc>
@@ -1207,7 +1249,7 @@
           <w:b/>
           <w:sz w:val="26"/>
         </w:rPr>
-        <w:t>3.3 交互作品结构</w:t>
+        <w:t>3.3 叙事版交互作品（interactive/index.html）</w:t>
       </w:r>
     </w:p>
     <w:p>
@@ -1221,7 +1263,48 @@
           <w:b w:val="0"/>
           <w:sz w:val="24"/>
         </w:rPr>
-        <w:t>网页由 HTML、CSS 和 JavaScript 三个文件组成，可离线打开。JavaScript 内部实现了伪随机数生成、泊松采样、队列递推、蒙特卡洛重复实验、贝叶斯后验计算和巡逻首达时模拟。用户移动滑块后，所有图表和指标即时重算，形成“参数改变 → 风险响应 → 策略解释”的闭环。</w:t>
+        <w:t>叙事版交互作品采用纯 HTML + CSS + JavaScript 开发，无需安装任何依赖，直接在浏览器中打开 interactive/index.html 即可使用。页面结构采用左右双栏布局：左侧叙事面板以分幕引导的方式逐步呈现概率模型的现实含义，右侧 Canvas 区域动态绘制到达曲线、队列演化轨迹、巡逻路径和方案对比柱图。顶部六张指标卡实时显示当前参数下的关键数值，包括最大队列、拥堵概率、平均等待时间、报警后验概率、巡逻首达中位数和误报核查警员小时。用户通过底部滑杆调整参数后，系统立即在浏览器内重新运行蒙特卡洛模拟，使'参数改变-风险响应-策略解释'的因果链路直观可见。</w:t>
+      </w:r>
+    </w:p>
+    <w:p>
+      <w:pPr>
+        <w:spacing w:line="360" w:lineRule="auto" w:before="160" w:after="160"/>
+      </w:pPr>
+      <w:r>
+        <w:rPr>
+          <w:rFonts w:ascii="Times New Roman" w:hAnsi="Times New Roman" w:eastAsia="黑体"/>
+          <w:b/>
+          <w:sz w:val="26"/>
+        </w:rPr>
+        <w:t>3.4 数据仪表板版（webapp/）</w:t>
+      </w:r>
+    </w:p>
+    <w:p>
+      <w:pPr>
+        <w:spacing w:line="360" w:lineRule="auto" w:after="120"/>
+        <w:ind w:firstLine="420"/>
+      </w:pPr>
+      <w:r>
+        <w:rPr>
+          <w:rFonts w:ascii="Times New Roman" w:hAnsi="Times New Roman" w:eastAsia="宋体"/>
+          <w:b w:val="0"/>
+          <w:sz w:val="24"/>
+        </w:rPr>
+        <w:t>数据仪表板版采用 React + Vite 技术栈开发，提供更系统化的多场景比较功能。仪表板将五个分析模块组织为可切换的选项卡，并以深色玻璃拟态风格呈现，配合渐变动效和微交互提升专业感。与叙事版互补：叙事版侧重引导用户逐步理解每个概率概念，仪表板版则适合在同一屏幕内对不同方案的多项指标进行横向比较。运行方式：在 webapp/ 目录下执行 npm install 后运行 npm run dev，浏览器访问本地开发服务器即可使用完整功能。</w:t>
+      </w:r>
+    </w:p>
+    <w:p>
+      <w:pPr>
+        <w:spacing w:line="360" w:lineRule="auto" w:after="120"/>
+        <w:ind w:firstLine="420"/>
+      </w:pPr>
+      <w:r>
+        <w:rPr>
+          <w:rFonts w:ascii="Times New Roman" w:hAnsi="Times New Roman" w:eastAsia="宋体"/>
+          <w:b w:val="0"/>
+          <w:sz w:val="24"/>
+        </w:rPr>
+        <w:t>两套交互系统在数学模型和参数定义上完全对齐，所有随机种子均固定为 202405，保证相同参数设置下两版的数值结论一致，方便对照验证。</w:t>
       </w:r>
     </w:p>
     <w:p>
@@ -1297,7 +1380,7 @@
           <w:b w:val="0"/>
           <w:sz w:val="21"/>
         </w:rPr>
-        <w:t>图 1 非齐次泊松到达、平均服务能力与队列演化</w:t>
+        <w:t>图 1  非齐次泊松到达、平均服务能力与队列演化（种子 202405）</w:t>
       </w:r>
     </w:p>
     <w:p>
@@ -1311,7 +1394,7 @@
           <w:b w:val="0"/>
           <w:sz w:val="24"/>
         </w:rPr>
-        <w:t>在一条固定随机路径中，最大队列为 2065 人，平均等待时间约 1.35 分钟。这条路径没有超过 2500 人阈值，但 300 次蒙特卡洛实验显示，最大队列超过阈值的概率为 26.7%，平均最大队列为 2359 人，90 分位最大队列达到 2679 人。这说明安防问题不能只看一次仿真，尾部事件才是预案设计的重点。</w:t>
+        <w:t>图 1 展示了基准参数下一条固定随机路径（种子 202405）的演化过程。在该路径中，最大队列为 2065 人，加权平均等待时间约 1.35 分钟，全程未触发 2500 人拥堵阈值。然而这一'平静'的单次结果具有相当大的误导性：对 300 次独立蒙特卡洛模拟进行统计后，最大队列超过阈值的风险概率为 26.7%，平均最大队列达到 2359 人，90 分位最大队列更高达 2679 人。单次仿真与蒙特卡洛估计之间的显著差距说明：安防设计必须以尾部概率而非期望值作为决策依据，否则极易低估真实风险。</w:t>
       </w:r>
     </w:p>
     <w:p>
@@ -1324,7 +1407,7 @@
           <w:b/>
           <w:sz w:val="26"/>
         </w:rPr>
-        <w:t>4.2 通道数与到达集中度的敏感性</w:t>
+        <w:t>4.2 通道数与到达集中度的敏感性分析</w:t>
       </w:r>
     </w:p>
     <w:p>
@@ -1374,7 +1457,7 @@
           <w:b w:val="0"/>
           <w:sz w:val="21"/>
         </w:rPr>
-        <w:t>图 2 不同通道数与到达集中度下的拥堵概率热力图</w:t>
+        <w:t>图 2  不同通道数与到达集中度组合下的拥堵概率热力图</w:t>
       </w:r>
     </w:p>
     <w:p>
@@ -1388,7 +1471,7 @@
           <w:b w:val="0"/>
           <w:sz w:val="24"/>
         </w:rPr>
-        <w:t>热力图显示，拥堵风险对到达集中度非常敏感。当观众集中在临近开场的较短窗口内，即使总人数不变，最大队列也会明显抬升。增加通道数可以降低风险，但如果到达波峰过尖，单纯依赖通道扩容会导致资源投入较大。错峰入场和通道冗余应当配合使用。</w:t>
+        <w:t>图 2 以热力图形式展示了通道数（34～58 个）与到达集中度（0.80～1.80）两个参数正交扫描时的拥堵风险概率。结果表明，拥堵风险对到达集中度的敏感程度显著高于对通道数的敏感程度：当集中度从 0.80 升至 1.60 时，即使通道数保持在较高水平（50 个），拥堵风险仍可从接近 0% 升至 40% 以上。这一规律揭示了'错峰入场'的优先级应高于'单纯扩充通道'：通过票面分时、预约入场等方式压低集中度，可以在不增加任何硬件成本的前提下大幅降低拥堵风险。两项措施配合使用时（组合优化方案），效果最为显著。</w:t>
       </w:r>
     </w:p>
     <w:p>
@@ -1451,7 +1534,7 @@
           <w:b w:val="0"/>
           <w:sz w:val="21"/>
         </w:rPr>
-        <w:t>图 3 误报率对报警后验概率和警力核查时间的影响</w:t>
+        <w:t>图 3  误报率对报警后验概率与警力核查成本的双轴影响</w:t>
       </w:r>
     </w:p>
     <w:p>
@@ -1465,7 +1548,7 @@
           <w:b w:val="0"/>
           <w:sz w:val="24"/>
         </w:rPr>
-        <w:t>基准参数下，预期真实报警 47.5 次，误报约 299.8 次，因此 P(真实风险个体|报警) 只有 13.7%。若每次误报需 2 名警员核查 20 分钟，单场活动会消耗约 200 警员小时。该结果提示我们，报告系统准确率时必须同时报告基率、误报率和后验概率。</w:t>
+        <w:t>图 3 以双纵轴方式展示了误报率在 0.05%～2% 区间内变化时，报警后验概率 P(T|B) 与警员核查小时数的同步变化趋势。基准参数下（误报率 0.5%），预期真实报警 47.5 次，误报约 299.8 次，后验概率仅 13.7%，误报核查耗费约 200 警员小时。曲线显示，当误报率从 0.5% 降至 0.1% 时，后验概率可提升至 40% 以上，核查成本同步下降约 80%。这一结果提示，在系统部署阶段提高识别精度（降低误报率）比事后增加人工核查力量更具成本效益。</w:t>
       </w:r>
     </w:p>
     <w:p>
@@ -1528,7 +1611,7 @@
           <w:b w:val="0"/>
           <w:sz w:val="21"/>
         </w:rPr>
-        <w:t>图 4 近随机巡逻与热点偏向巡逻的首达时分布</w:t>
+        <w:t>图 4  近随机巡逻与热点偏向巡逻的首达时分布对比（300 次模拟）</w:t>
       </w:r>
     </w:p>
     <w:p>
@@ -1542,7 +1625,7 @@
           <w:b w:val="0"/>
           <w:sz w:val="24"/>
         </w:rPr>
-        <w:t>在 6 组巡逻队的基准设定下，近随机巡逻发现异常点的首达时中位数约为 12 分钟，热点偏向巡逻的中位数约为 5 分钟，90 分位约为 8 分钟。这说明在空间搜索问题中，完全随机探索虽然具有覆盖性，但利用拥堵热区、入口密度和报警位置形成偏向，可以显著缩短发现时间。</w:t>
+        <w:t>图 4 对比了 6 组巡逻队在近随机（偏向概率 10%）与热点偏向（偏向概率 55%）两种策略下的首达时分布（各 300 次模拟）。近随机巡逻的首达时中位数约为 12 分钟，分布较为分散；热点偏向巡逻的中位数降至约 5 分钟，90 分位约为 8 分钟，分布明显向左收紧。从安防角度看，中位数代表'多数情况下的发现速度'，而 90 分位代表'极端情况下最迟发现时间'。热点偏向在两项指标上均有明显优势，说明在已知拥堵热区、入口密度和报警位置的前提下，有限的信息引导可以将搜索效率大幅提升，而无需增加巡逻队数量。</w:t>
       </w:r>
     </w:p>
     <w:p>
@@ -1555,7 +1638,21 @@
           <w:b/>
           <w:sz w:val="28"/>
         </w:rPr>
-        <w:t>第五章 安防策略建议</w:t>
+        <w:t>第五章 安防策略建议与方案比较</w:t>
+      </w:r>
+    </w:p>
+    <w:p>
+      <w:pPr>
+        <w:spacing w:line="360" w:lineRule="auto" w:after="120"/>
+        <w:ind w:firstLine="420"/>
+      </w:pPr>
+      <w:r>
+        <w:rPr>
+          <w:rFonts w:ascii="Times New Roman" w:hAnsi="Times New Roman" w:eastAsia="宋体"/>
+          <w:b w:val="0"/>
+          <w:sz w:val="24"/>
+        </w:rPr>
+        <w:t>基于前述模拟结果，本章对四种典型安防方案进行量化比较（均使用 300 次蒙特卡洛模拟，种子 202405）。各方案从通道数、到达集中度、拥堵概率、平均最大队列、平均等待时间、巡逻首达中位数、报警后验概率和误报核查小时数八个维度进行评估，结果见下表。</w:t>
       </w:r>
     </w:p>
     <w:tbl>
@@ -1565,19 +1662,20 @@
         <w:tblLook w:firstColumn="1" w:firstRow="1" w:lastColumn="0" w:lastRow="0" w:noHBand="0" w:noVBand="1" w:val="04A0"/>
       </w:tblPr>
       <w:tblGrid>
-        <w:gridCol w:w="1170"/>
-        <w:gridCol w:w="1170"/>
-        <w:gridCol w:w="1170"/>
-        <w:gridCol w:w="1170"/>
-        <w:gridCol w:w="1170"/>
-        <w:gridCol w:w="1170"/>
-        <w:gridCol w:w="1170"/>
-        <w:gridCol w:w="1170"/>
+        <w:gridCol w:w="1040"/>
+        <w:gridCol w:w="1040"/>
+        <w:gridCol w:w="1040"/>
+        <w:gridCol w:w="1040"/>
+        <w:gridCol w:w="1040"/>
+        <w:gridCol w:w="1040"/>
+        <w:gridCol w:w="1040"/>
+        <w:gridCol w:w="1040"/>
+        <w:gridCol w:w="1040"/>
       </w:tblGrid>
       <w:tr>
         <w:tc>
           <w:tcPr>
-            <w:tcW w:type="dxa" w:w="1170"/>
+            <w:tcW w:type="dxa" w:w="1040"/>
             <w:shd w:fill="E8F3EF"/>
           </w:tcPr>
           <w:p>
@@ -1596,7 +1694,7 @@
         </w:tc>
         <w:tc>
           <w:tcPr>
-            <w:tcW w:type="dxa" w:w="1170"/>
+            <w:tcW w:type="dxa" w:w="1040"/>
             <w:shd w:fill="E8F3EF"/>
           </w:tcPr>
           <w:p>
@@ -1615,7 +1713,7 @@
         </w:tc>
         <w:tc>
           <w:tcPr>
-            <w:tcW w:type="dxa" w:w="1170"/>
+            <w:tcW w:type="dxa" w:w="1040"/>
             <w:shd w:fill="E8F3EF"/>
           </w:tcPr>
           <w:p>
@@ -1634,7 +1732,7 @@
         </w:tc>
         <w:tc>
           <w:tcPr>
-            <w:tcW w:type="dxa" w:w="1170"/>
+            <w:tcW w:type="dxa" w:w="1040"/>
             <w:shd w:fill="E8F3EF"/>
           </w:tcPr>
           <w:p>
@@ -1653,7 +1751,7 @@
         </w:tc>
         <w:tc>
           <w:tcPr>
-            <w:tcW w:type="dxa" w:w="1170"/>
+            <w:tcW w:type="dxa" w:w="1040"/>
             <w:shd w:fill="E8F3EF"/>
           </w:tcPr>
           <w:p>
@@ -1667,12 +1765,14 @@
                 <w:sz w:val="21"/>
               </w:rPr>
               <w:t>平均最大队列</w:t>
+              <w:br/>
+              <w:t>(人)</w:t>
             </w:r>
           </w:p>
         </w:tc>
         <w:tc>
           <w:tcPr>
-            <w:tcW w:type="dxa" w:w="1170"/>
+            <w:tcW w:type="dxa" w:w="1040"/>
             <w:shd w:fill="E8F3EF"/>
           </w:tcPr>
           <w:p>
@@ -1686,12 +1786,14 @@
                 <w:sz w:val="21"/>
               </w:rPr>
               <w:t>平均等待</w:t>
+              <w:br/>
+              <w:t>(分钟)</w:t>
             </w:r>
           </w:p>
         </w:tc>
         <w:tc>
           <w:tcPr>
-            <w:tcW w:type="dxa" w:w="1170"/>
+            <w:tcW w:type="dxa" w:w="1040"/>
             <w:shd w:fill="E8F3EF"/>
           </w:tcPr>
           <w:p>
@@ -1704,13 +1806,15 @@
                 <w:b/>
                 <w:sz w:val="21"/>
               </w:rPr>
-              <w:t>巡逻首达中位数</w:t>
+              <w:t>巡逻首达</w:t>
+              <w:br/>
+              <w:t>中位数(分)</w:t>
             </w:r>
           </w:p>
         </w:tc>
         <w:tc>
           <w:tcPr>
-            <w:tcW w:type="dxa" w:w="1170"/>
+            <w:tcW w:type="dxa" w:w="1040"/>
             <w:shd w:fill="E8F3EF"/>
           </w:tcPr>
           <w:p>
@@ -1723,7 +1827,30 @@
                 <w:b/>
                 <w:sz w:val="21"/>
               </w:rPr>
-              <w:t>报警可信度</w:t>
+              <w:t>报警</w:t>
+              <w:br/>
+              <w:t>可信度</w:t>
+            </w:r>
+          </w:p>
+        </w:tc>
+        <w:tc>
+          <w:tcPr>
+            <w:tcW w:type="dxa" w:w="1040"/>
+            <w:shd w:fill="E8F3EF"/>
+          </w:tcPr>
+          <w:p>
+            <w:pPr>
+              <w:jc w:val="center"/>
+            </w:pPr>
+            <w:r>
+              <w:rPr>
+                <w:rFonts w:ascii="Times New Roman" w:hAnsi="Times New Roman" w:eastAsia="黑体"/>
+                <w:b/>
+                <w:sz w:val="21"/>
+              </w:rPr>
+              <w:t>误报核查</w:t>
+              <w:br/>
+              <w:t>(警员小时)</w:t>
             </w:r>
           </w:p>
         </w:tc>
@@ -1731,7 +1858,7 @@
       <w:tr>
         <w:tc>
           <w:tcPr>
-            <w:tcW w:type="dxa" w:w="1170"/>
+            <w:tcW w:type="dxa" w:w="1040"/>
           </w:tcPr>
           <w:p>
             <w:pPr>
@@ -1749,7 +1876,7 @@
         </w:tc>
         <w:tc>
           <w:tcPr>
-            <w:tcW w:type="dxa" w:w="1170"/>
+            <w:tcW w:type="dxa" w:w="1040"/>
           </w:tcPr>
           <w:p>
             <w:pPr>
@@ -1767,7 +1894,7 @@
         </w:tc>
         <w:tc>
           <w:tcPr>
-            <w:tcW w:type="dxa" w:w="1170"/>
+            <w:tcW w:type="dxa" w:w="1040"/>
           </w:tcPr>
           <w:p>
             <w:pPr>
@@ -1785,7 +1912,7 @@
         </w:tc>
         <w:tc>
           <w:tcPr>
-            <w:tcW w:type="dxa" w:w="1170"/>
+            <w:tcW w:type="dxa" w:w="1040"/>
           </w:tcPr>
           <w:p>
             <w:pPr>
@@ -1797,13 +1924,13 @@
                 <w:b w:val="0"/>
                 <w:sz w:val="21"/>
               </w:rPr>
-              <w:t>25.7%</w:t>
+              <w:t>26.7%</w:t>
             </w:r>
           </w:p>
         </w:tc>
         <w:tc>
           <w:tcPr>
-            <w:tcW w:type="dxa" w:w="1170"/>
+            <w:tcW w:type="dxa" w:w="1040"/>
           </w:tcPr>
           <w:p>
             <w:pPr>
@@ -1815,13 +1942,13 @@
                 <w:b w:val="0"/>
                 <w:sz w:val="21"/>
               </w:rPr>
-              <w:t>2346</w:t>
+              <w:t>2359</w:t>
             </w:r>
           </w:p>
         </w:tc>
         <w:tc>
           <w:tcPr>
-            <w:tcW w:type="dxa" w:w="1170"/>
+            <w:tcW w:type="dxa" w:w="1040"/>
           </w:tcPr>
           <w:p>
             <w:pPr>
@@ -1839,7 +1966,7 @@
         </w:tc>
         <w:tc>
           <w:tcPr>
-            <w:tcW w:type="dxa" w:w="1170"/>
+            <w:tcW w:type="dxa" w:w="1040"/>
           </w:tcPr>
           <w:p>
             <w:pPr>
@@ -1857,7 +1984,7 @@
         </w:tc>
         <w:tc>
           <w:tcPr>
-            <w:tcW w:type="dxa" w:w="1170"/>
+            <w:tcW w:type="dxa" w:w="1040"/>
           </w:tcPr>
           <w:p>
             <w:pPr>
@@ -1873,11 +2000,29 @@
             </w:r>
           </w:p>
         </w:tc>
+        <w:tc>
+          <w:tcPr>
+            <w:tcW w:type="dxa" w:w="1040"/>
+          </w:tcPr>
+          <w:p>
+            <w:pPr>
+              <w:spacing w:line="288" w:lineRule="auto"/>
+            </w:pPr>
+            <w:r>
+              <w:rPr>
+                <w:rFonts w:ascii="Times New Roman" w:hAnsi="Times New Roman" w:eastAsia="宋体"/>
+                <w:b w:val="0"/>
+                <w:sz w:val="21"/>
+              </w:rPr>
+              <w:t>200</w:t>
+            </w:r>
+          </w:p>
+        </w:tc>
       </w:tr>
       <w:tr>
         <w:tc>
           <w:tcPr>
-            <w:tcW w:type="dxa" w:w="1170"/>
+            <w:tcW w:type="dxa" w:w="1040"/>
           </w:tcPr>
           <w:p>
             <w:pPr>
@@ -1895,7 +2040,7 @@
         </w:tc>
         <w:tc>
           <w:tcPr>
-            <w:tcW w:type="dxa" w:w="1170"/>
+            <w:tcW w:type="dxa" w:w="1040"/>
           </w:tcPr>
           <w:p>
             <w:pPr>
@@ -1913,7 +2058,7 @@
         </w:tc>
         <w:tc>
           <w:tcPr>
-            <w:tcW w:type="dxa" w:w="1170"/>
+            <w:tcW w:type="dxa" w:w="1040"/>
           </w:tcPr>
           <w:p>
             <w:pPr>
@@ -1931,7 +2076,7 @@
         </w:tc>
         <w:tc>
           <w:tcPr>
-            <w:tcW w:type="dxa" w:w="1170"/>
+            <w:tcW w:type="dxa" w:w="1040"/>
           </w:tcPr>
           <w:p>
             <w:pPr>
@@ -1949,7 +2094,7 @@
         </w:tc>
         <w:tc>
           <w:tcPr>
-            <w:tcW w:type="dxa" w:w="1170"/>
+            <w:tcW w:type="dxa" w:w="1040"/>
           </w:tcPr>
           <w:p>
             <w:pPr>
@@ -1967,7 +2112,7 @@
         </w:tc>
         <w:tc>
           <w:tcPr>
-            <w:tcW w:type="dxa" w:w="1170"/>
+            <w:tcW w:type="dxa" w:w="1040"/>
           </w:tcPr>
           <w:p>
             <w:pPr>
@@ -1979,13 +2124,13 @@
                 <w:b w:val="0"/>
                 <w:sz w:val="21"/>
               </w:rPr>
-              <w:t>0.71</w:t>
+              <w:t>0.72</w:t>
             </w:r>
           </w:p>
         </w:tc>
         <w:tc>
           <w:tcPr>
-            <w:tcW w:type="dxa" w:w="1170"/>
+            <w:tcW w:type="dxa" w:w="1040"/>
           </w:tcPr>
           <w:p>
             <w:pPr>
@@ -2003,7 +2148,7 @@
         </w:tc>
         <w:tc>
           <w:tcPr>
-            <w:tcW w:type="dxa" w:w="1170"/>
+            <w:tcW w:type="dxa" w:w="1040"/>
           </w:tcPr>
           <w:p>
             <w:pPr>
@@ -2019,11 +2164,29 @@
             </w:r>
           </w:p>
         </w:tc>
+        <w:tc>
+          <w:tcPr>
+            <w:tcW w:type="dxa" w:w="1040"/>
+          </w:tcPr>
+          <w:p>
+            <w:pPr>
+              <w:spacing w:line="288" w:lineRule="auto"/>
+            </w:pPr>
+            <w:r>
+              <w:rPr>
+                <w:rFonts w:ascii="Times New Roman" w:hAnsi="Times New Roman" w:eastAsia="宋体"/>
+                <w:b w:val="0"/>
+                <w:sz w:val="21"/>
+              </w:rPr>
+              <w:t>200</w:t>
+            </w:r>
+          </w:p>
+        </w:tc>
       </w:tr>
       <w:tr>
         <w:tc>
           <w:tcPr>
-            <w:tcW w:type="dxa" w:w="1170"/>
+            <w:tcW w:type="dxa" w:w="1040"/>
           </w:tcPr>
           <w:p>
             <w:pPr>
@@ -2041,7 +2204,7 @@
         </w:tc>
         <w:tc>
           <w:tcPr>
-            <w:tcW w:type="dxa" w:w="1170"/>
+            <w:tcW w:type="dxa" w:w="1040"/>
           </w:tcPr>
           <w:p>
             <w:pPr>
@@ -2059,7 +2222,7 @@
         </w:tc>
         <w:tc>
           <w:tcPr>
-            <w:tcW w:type="dxa" w:w="1170"/>
+            <w:tcW w:type="dxa" w:w="1040"/>
           </w:tcPr>
           <w:p>
             <w:pPr>
@@ -2077,7 +2240,7 @@
         </w:tc>
         <w:tc>
           <w:tcPr>
-            <w:tcW w:type="dxa" w:w="1170"/>
+            <w:tcW w:type="dxa" w:w="1040"/>
           </w:tcPr>
           <w:p>
             <w:pPr>
@@ -2095,7 +2258,7 @@
         </w:tc>
         <w:tc>
           <w:tcPr>
-            <w:tcW w:type="dxa" w:w="1170"/>
+            <w:tcW w:type="dxa" w:w="1040"/>
           </w:tcPr>
           <w:p>
             <w:pPr>
@@ -2107,13 +2270,13 @@
                 <w:b w:val="0"/>
                 <w:sz w:val="21"/>
               </w:rPr>
-              <w:t>40</w:t>
+              <w:t>42</w:t>
             </w:r>
           </w:p>
         </w:tc>
         <w:tc>
           <w:tcPr>
-            <w:tcW w:type="dxa" w:w="1170"/>
+            <w:tcW w:type="dxa" w:w="1040"/>
           </w:tcPr>
           <w:p>
             <w:pPr>
@@ -2131,7 +2294,7 @@
         </w:tc>
         <w:tc>
           <w:tcPr>
-            <w:tcW w:type="dxa" w:w="1170"/>
+            <w:tcW w:type="dxa" w:w="1040"/>
           </w:tcPr>
           <w:p>
             <w:pPr>
@@ -2149,7 +2312,7 @@
         </w:tc>
         <w:tc>
           <w:tcPr>
-            <w:tcW w:type="dxa" w:w="1170"/>
+            <w:tcW w:type="dxa" w:w="1040"/>
           </w:tcPr>
           <w:p>
             <w:pPr>
@@ -2165,11 +2328,29 @@
             </w:r>
           </w:p>
         </w:tc>
+        <w:tc>
+          <w:tcPr>
+            <w:tcW w:type="dxa" w:w="1040"/>
+          </w:tcPr>
+          <w:p>
+            <w:pPr>
+              <w:spacing w:line="288" w:lineRule="auto"/>
+            </w:pPr>
+            <w:r>
+              <w:rPr>
+                <w:rFonts w:ascii="Times New Roman" w:hAnsi="Times New Roman" w:eastAsia="宋体"/>
+                <w:b w:val="0"/>
+                <w:sz w:val="21"/>
+              </w:rPr>
+              <w:t>200</w:t>
+            </w:r>
+          </w:p>
+        </w:tc>
       </w:tr>
       <w:tr>
         <w:tc>
           <w:tcPr>
-            <w:tcW w:type="dxa" w:w="1170"/>
+            <w:tcW w:type="dxa" w:w="1040"/>
           </w:tcPr>
           <w:p>
             <w:pPr>
@@ -2187,7 +2368,7 @@
         </w:tc>
         <w:tc>
           <w:tcPr>
-            <w:tcW w:type="dxa" w:w="1170"/>
+            <w:tcW w:type="dxa" w:w="1040"/>
           </w:tcPr>
           <w:p>
             <w:pPr>
@@ -2205,7 +2386,7 @@
         </w:tc>
         <w:tc>
           <w:tcPr>
-            <w:tcW w:type="dxa" w:w="1170"/>
+            <w:tcW w:type="dxa" w:w="1040"/>
           </w:tcPr>
           <w:p>
             <w:pPr>
@@ -2223,7 +2404,7 @@
         </w:tc>
         <w:tc>
           <w:tcPr>
-            <w:tcW w:type="dxa" w:w="1170"/>
+            <w:tcW w:type="dxa" w:w="1040"/>
           </w:tcPr>
           <w:p>
             <w:pPr>
@@ -2241,7 +2422,7 @@
         </w:tc>
         <w:tc>
           <w:tcPr>
-            <w:tcW w:type="dxa" w:w="1170"/>
+            <w:tcW w:type="dxa" w:w="1040"/>
           </w:tcPr>
           <w:p>
             <w:pPr>
@@ -2253,13 +2434,13 @@
                 <w:b w:val="0"/>
                 <w:sz w:val="21"/>
               </w:rPr>
-              <w:t>8</w:t>
+              <w:t>0</w:t>
             </w:r>
           </w:p>
         </w:tc>
         <w:tc>
           <w:tcPr>
-            <w:tcW w:type="dxa" w:w="1170"/>
+            <w:tcW w:type="dxa" w:w="1040"/>
           </w:tcPr>
           <w:p>
             <w:pPr>
@@ -2277,7 +2458,7 @@
         </w:tc>
         <w:tc>
           <w:tcPr>
-            <w:tcW w:type="dxa" w:w="1170"/>
+            <w:tcW w:type="dxa" w:w="1040"/>
           </w:tcPr>
           <w:p>
             <w:pPr>
@@ -2295,7 +2476,7 @@
         </w:tc>
         <w:tc>
           <w:tcPr>
-            <w:tcW w:type="dxa" w:w="1170"/>
+            <w:tcW w:type="dxa" w:w="1040"/>
           </w:tcPr>
           <w:p>
             <w:pPr>
@@ -2308,6 +2489,24 @@
                 <w:sz w:val="21"/>
               </w:rPr>
               <w:t>26.5%</w:t>
+            </w:r>
+          </w:p>
+        </w:tc>
+        <w:tc>
+          <w:tcPr>
+            <w:tcW w:type="dxa" w:w="1040"/>
+          </w:tcPr>
+          <w:p>
+            <w:pPr>
+              <w:spacing w:line="288" w:lineRule="auto"/>
+            </w:pPr>
+            <w:r>
+              <w:rPr>
+                <w:rFonts w:ascii="Times New Roman" w:hAnsi="Times New Roman" w:eastAsia="宋体"/>
+                <w:b w:val="0"/>
+                <w:sz w:val="21"/>
+              </w:rPr>
+              <w:t>88</w:t>
             </w:r>
           </w:p>
         </w:tc>
@@ -2325,7 +2524,63 @@
           <w:b w:val="0"/>
           <w:sz w:val="24"/>
         </w:rPr>
-        <w:t>从表中可以看出，错峰入场直接削弱到达峰值，在不增加硬件的情况下将拥堵概率降至接近 0；增开通道对门区排队最直接，但对误报和场内巡逻没有帮助；组合优化同时降低到达峰、提高服务能力、减少误报并增强巡逻偏向，是最稳健的方案。实际管理中可将这些策略分层部署：先用预约入场和票面分时降低 λ(t) 的尖峰，再保留一定通道冗余处理随机波动，最后用低误报阈值和热点巡逻减少警力浪费。</w:t>
+        <w:t>从表中可以得出以下结论：</w:t>
+      </w:r>
+    </w:p>
+    <w:p>
+      <w:pPr>
+        <w:spacing w:line="360" w:lineRule="auto" w:after="120"/>
+        <w:ind w:firstLine="420"/>
+      </w:pPr>
+      <w:r>
+        <w:rPr>
+          <w:rFonts w:ascii="Times New Roman" w:hAnsi="Times New Roman" w:eastAsia="宋体"/>
+          <w:b w:val="0"/>
+          <w:sz w:val="24"/>
+        </w:rPr>
+        <w:t>①  错峰入场（集中度降至 0.82）：在不增加任何硬件投入的前提下，将拥堵概率从 26.7% 降至 0.0%，平均最大队列下降约 42%，平均等待时间减半。这是成本最低、效果最显著的单一改善措施，应作为首选策略。</w:t>
+      </w:r>
+    </w:p>
+    <w:p>
+      <w:pPr>
+        <w:spacing w:line="360" w:lineRule="auto" w:after="120"/>
+        <w:ind w:firstLine="420"/>
+      </w:pPr>
+      <w:r>
+        <w:rPr>
+          <w:rFonts w:ascii="Times New Roman" w:hAnsi="Times New Roman" w:eastAsia="宋体"/>
+          <w:b w:val="0"/>
+          <w:sz w:val="24"/>
+        </w:rPr>
+        <w:t>②  增开通道（36 → 44 个）：对门区排队问题最为直接，拥堵概率同样降至 0%，但平均最大队列降幅更为显著（降至约 40 人）。不足之处是此举对报警系统和场内巡逻均无帮助，且硬件成本较高，在场地条件受限时难以大量扩充。</w:t>
+      </w:r>
+    </w:p>
+    <w:p>
+      <w:pPr>
+        <w:spacing w:line="360" w:lineRule="auto" w:after="120"/>
+        <w:ind w:firstLine="420"/>
+      </w:pPr>
+      <w:r>
+        <w:rPr>
+          <w:rFonts w:ascii="Times New Roman" w:hAnsi="Times New Roman" w:eastAsia="宋体"/>
+          <w:b w:val="0"/>
+          <w:sz w:val="24"/>
+        </w:rPr>
+        <w:t>③  组合优化（错峰 + 扩通道 + 降误报 + 增强偏向）：四个维度同步改善，不仅完全消除拥堵风险，还将巡逻首达时间从 5 分钟压缩至 3 分钟，报警后验概率从 13.7% 提升至 26.5%，误报核查成本下降超过 55%，是综合效果最优的方案。</w:t>
+      </w:r>
+    </w:p>
+    <w:p>
+      <w:pPr>
+        <w:spacing w:line="360" w:lineRule="auto" w:after="120"/>
+        <w:ind w:firstLine="420"/>
+      </w:pPr>
+      <w:r>
+        <w:rPr>
+          <w:rFonts w:ascii="Times New Roman" w:hAnsi="Times New Roman" w:eastAsia="宋体"/>
+          <w:b w:val="0"/>
+          <w:sz w:val="24"/>
+        </w:rPr>
+        <w:t>实践部署建议：先以预约入场和票面分时方式降低到达集中度（错峰），再保留适量通道冗余以应对随机波动，最后通过提升识别精度和热点引导巡逻减少警力浪费。三层措施分层推进，既可控制成本，也能覆盖从入口拥堵到场内异常的全链路安防需求。</w:t>
       </w:r>
     </w:p>
     <w:p>
@@ -2352,7 +2607,7 @@
           <w:b w:val="0"/>
           <w:sz w:val="24"/>
         </w:rPr>
-        <w:t>本次作业最大的收获，是把课本中的随机变量和随机过程放进了一个有时间、有空间、有决策压力的故事里。最开始我们倾向于只画平均到达曲线，但讨论后发现安防真正关心的是“最坏的那一段时间会不会失控”。因此我们把单次曲线扩展为蒙特卡洛尾部概率，理解了为什么期望值不足以代表风险。</w:t>
+        <w:t>本次作业最大的收获，在于将课本中的随机变量和随机过程真正放进一个有时间维度、有空间结构、有决策压力的现实情境里。项目初期，我们倾向于用平均到达率乘以时长来估算队列，但在推导排队递推公式后意识到：当每分钟到达量的波动被忽略时，期望值会系统性地低估最坏情况。蒙特卡洛的引入使'风险概率'从一个抽象概念变成了可以直接估计的数字，也让我们第一次直观感受到'期望值不等于风险'这一判断在实践中的重量。</w:t>
       </w:r>
     </w:p>
     <w:p>
@@ -2366,7 +2621,7 @@
           <w:b w:val="0"/>
           <w:sz w:val="24"/>
         </w:rPr>
-        <w:t>在模型选择上，我们经历了几次取舍。真实场馆的人流受到天气、交通、票检、入口布局等因素影响，完全复现不现实。最后我们保留了四个最能体现课程知识的模块：泊松到达、排队递推、贝叶斯后验和随机游走首达时。这个“小切口”使我们能把每个环节讲清楚，也能在交互作品中让参数变化产生可解释的结果。</w:t>
+        <w:t>贝叶斯后验概率部分是本项目的另一个认知突破。我们起初认为'灵敏度 95%'意味着报警大部分为真，计算后才发现在 0.083% 的基率下后验概率仅为 13.7%。这个反直觉的结论促使我们把误报率曲线（图 3）专门拉出来分析，最终得到'降低误报率的边际收益远大于提高灵敏度'的实用结论，并将其纳入策略建议。</w:t>
       </w:r>
     </w:p>
     <w:p>
@@ -2380,7 +2635,21 @@
           <w:b w:val="0"/>
           <w:sz w:val="24"/>
         </w:rPr>
-        <w:t>协作方面，模型推导、代码实现、图表解释和叙事结构需要不断对齐。例如误报率看起来只是一个很小的百分数，但放在 60000 人的低基率场景中会变成大量核查工作；这个发现促使我们在报告中加入贝叶斯分析。通过这次项目，我们更直观地感受到概率论不仅是计算题工具，也是一种帮助公共管理进行不确定性决策的语言。</w:t>
+        <w:t>在交互实现层面，我们分别开发了叙事版（纯前端，面向逐步引导）和仪表板版（React，面向多方案对比）两套系统，体会到'展示对象不同，交互设计就应当不同'。叙事版更注重把概率逻辑转化为文字与动画的配合，仪表板版则侧重让数据可以在同一屏幕内横向对齐比较。两套系统的并行开发还促使我们统一了随机种子、参数命名和指标定义，避免了数据口径不一致导致的结论冲突。</w:t>
+      </w:r>
+    </w:p>
+    <w:p>
+      <w:pPr>
+        <w:spacing w:line="360" w:lineRule="auto" w:after="120"/>
+        <w:ind w:firstLine="420"/>
+      </w:pPr>
+      <w:r>
+        <w:rPr>
+          <w:rFonts w:ascii="Times New Roman" w:hAnsi="Times New Roman" w:eastAsia="宋体"/>
+          <w:b w:val="0"/>
+          <w:sz w:val="24"/>
+        </w:rPr>
+        <w:t>协作分工方面，模型推导、代码实现、图表解释和叙事结构之间需要反复对齐。每次参数调整都要同步更新仿真脚本、交互页面和报告文字，这促使我们建立了以 simulation.py 为唯一数据源、build_report.py 自动生成报告的工作流，有效避免了手动复制数据时的笔误。通过这次项目，我们更直观地感受到概率论不仅是计算工具，也是一种帮助公共管理进行不确定性决策的语言。</w:t>
       </w:r>
     </w:p>
     <w:p>
@@ -2406,7 +2675,7 @@
           <w:b w:val="0"/>
           <w:sz w:val="24"/>
         </w:rPr>
-        <w:t>[1] Sheldon M. Ross. Introduction to Probability Models. Academic Press.</w:t>
+        <w:t>[1] Sheldon M. Ross. Introduction to Probability Models (12th ed.). Academic Press, 2019.</w:t>
       </w:r>
     </w:p>
     <w:p>
@@ -2419,7 +2688,7 @@
           <w:b w:val="0"/>
           <w:sz w:val="24"/>
         </w:rPr>
-        <w:t>[2] Sheldon M. Ross. Stochastic Processes. Wiley.</w:t>
+        <w:t>[2] Sheldon M. Ross. Stochastic Processes (2nd ed.). Wiley, 1996.</w:t>
       </w:r>
     </w:p>
     <w:p>
@@ -2432,7 +2701,7 @@
           <w:b w:val="0"/>
           <w:sz w:val="24"/>
         </w:rPr>
-        <w:t>[3] 课程参考资料：泊松过程与事件流模拟.docx.</w:t>
+        <w:t>[3] D. Gross, J. F. Shortle, J. M. Thompson, C. M. Harris. Fundamentals of Queueing Theory (4th ed.). Wiley, 2008.</w:t>
       </w:r>
     </w:p>
     <w:p>
@@ -2445,7 +2714,7 @@
           <w:b w:val="0"/>
           <w:sz w:val="24"/>
         </w:rPr>
-        <w:t>[4] 课程参考资料：随机游走的首达时与探索效率.docx.</w:t>
+        <w:t>[4] 课程参考资料：泊松过程与事件流模拟.docx.</w:t>
       </w:r>
     </w:p>
     <w:p>
@@ -2458,7 +2727,20 @@
           <w:b w:val="0"/>
           <w:sz w:val="24"/>
         </w:rPr>
-        <w:t>[5] 课程参考资料：项目主题：人脸识别技术效能的概率建模与社会影响分析——以大型活动安防为场景.docx.</w:t>
+        <w:t>[5] 课程参考资料：随机游走的首达时与探索效率.docx.</w:t>
+      </w:r>
+    </w:p>
+    <w:p>
+      <w:pPr>
+        <w:spacing w:line="360" w:lineRule="auto" w:after="120"/>
+      </w:pPr>
+      <w:r>
+        <w:rPr>
+          <w:rFonts w:ascii="Times New Roman" w:hAnsi="Times New Roman" w:eastAsia="宋体"/>
+          <w:b w:val="0"/>
+          <w:sz w:val="24"/>
+        </w:rPr>
+        <w:t>[6] 课程参考资料：项目主题：人脸识别技术效能的概率建模与社会影响分析——以大型活动安防为场景.docx.</w:t>
       </w:r>
     </w:p>
     <w:p>
@@ -2485,7 +2767,76 @@
           <w:b w:val="0"/>
           <w:sz w:val="24"/>
         </w:rPr>
-        <w:t>完整源代码已随报告放入 source 与 interactive 文件夹。交互作品直接打开 interactive/index.html 即可运行；复现实验可在命令行执行：py -X utf8 source/simulation.py --output report/figures。主要文件如下：</w:t>
+        <w:t>完整源代码已随报告分别放入 source、interactive 和 webapp 文件夹。各套系统的运行方式如下：</w:t>
+      </w:r>
+    </w:p>
+    <w:p>
+      <w:pPr>
+        <w:spacing w:line="360" w:lineRule="auto" w:after="120"/>
+        <w:ind w:firstLine="420"/>
+      </w:pPr>
+      <w:r>
+        <w:rPr>
+          <w:rFonts w:ascii="Times New Roman" w:hAnsi="Times New Roman" w:eastAsia="宋体"/>
+          <w:b w:val="0"/>
+          <w:sz w:val="24"/>
+        </w:rPr>
+        <w:t>（1）叙事版交互作品：直接在浏览器中打开 interactive/index.html 即可，无需安装任何依赖。</w:t>
+      </w:r>
+    </w:p>
+    <w:p>
+      <w:pPr>
+        <w:spacing w:line="360" w:lineRule="auto" w:after="120"/>
+        <w:ind w:firstLine="420"/>
+      </w:pPr>
+      <w:r>
+        <w:rPr>
+          <w:rFonts w:ascii="Times New Roman" w:hAnsi="Times New Roman" w:eastAsia="宋体"/>
+          <w:b w:val="0"/>
+          <w:sz w:val="24"/>
+        </w:rPr>
+        <w:t>（2）数据仪表板版：在 webapp/ 目录下执行 npm install，然后运行 npm run dev，浏览器访问命令行提示的本地地址即可。</w:t>
+      </w:r>
+    </w:p>
+    <w:p>
+      <w:pPr>
+        <w:spacing w:line="360" w:lineRule="auto" w:after="120"/>
+        <w:ind w:firstLine="420"/>
+      </w:pPr>
+      <w:r>
+        <w:rPr>
+          <w:rFonts w:ascii="Times New Roman" w:hAnsi="Times New Roman" w:eastAsia="宋体"/>
+          <w:b w:val="0"/>
+          <w:sz w:val="24"/>
+        </w:rPr>
+        <w:t>（3）复现实验图表：在命令行执行 py -X utf8 source/simulation.py --output report/figures，将重新生成全部图表和 metrics.json。</w:t>
+      </w:r>
+    </w:p>
+    <w:p>
+      <w:pPr>
+        <w:spacing w:line="360" w:lineRule="auto" w:after="120"/>
+        <w:ind w:firstLine="420"/>
+      </w:pPr>
+      <w:r>
+        <w:rPr>
+          <w:rFonts w:ascii="Times New Roman" w:hAnsi="Times New Roman" w:eastAsia="宋体"/>
+          <w:b w:val="0"/>
+          <w:sz w:val="24"/>
+        </w:rPr>
+        <w:t>（4）重新生成 Word 报告：安装 python-docx 后在 scripts/ 目录下执行 py build_report.py，将自动读取最新 metrics.json 并输出 report/midterm_report.docx。</w:t>
+      </w:r>
+    </w:p>
+    <w:p>
+      <w:pPr>
+        <w:spacing w:line="360" w:lineRule="auto" w:after="120"/>
+      </w:pPr>
+      <w:r>
+        <w:rPr>
+          <w:rFonts w:ascii="Times New Roman" w:hAnsi="Times New Roman" w:eastAsia="宋体"/>
+          <w:b w:val="0"/>
+          <w:sz w:val="24"/>
+        </w:rPr>
+        <w:t>主要文件一览：</w:t>
       </w:r>
     </w:p>
     <w:tbl>
@@ -2514,7 +2865,7 @@
                 <w:b/>
                 <w:sz w:val="21"/>
               </w:rPr>
-              <w:t>文件</w:t>
+              <w:t>文件 / 目录</w:t>
             </w:r>
           </w:p>
         </w:tc>
@@ -2571,7 +2922,7 @@
                 <w:b w:val="0"/>
                 <w:sz w:val="21"/>
               </w:rPr>
-              <w:t>交互作品页面结构</w:t>
+              <w:t>叙事版交互作品页面（纯前端，直接打开）</w:t>
             </w:r>
           </w:p>
         </w:tc>
@@ -2609,7 +2960,7 @@
                 <w:b w:val="0"/>
                 <w:sz w:val="21"/>
               </w:rPr>
-              <w:t>交互作品样式与响应式布局</w:t>
+              <w:t>叙事版样式与响应式布局</w:t>
             </w:r>
           </w:p>
         </w:tc>
@@ -2647,7 +2998,45 @@
                 <w:b w:val="0"/>
                 <w:sz w:val="21"/>
               </w:rPr>
-              <w:t>浏览器内的模拟、蒙特卡洛和 Canvas 图表</w:t>
+              <w:t>叙事版：浏览器内蒙特卡洛模拟与 Canvas 绘图</w:t>
+            </w:r>
+          </w:p>
+        </w:tc>
+      </w:tr>
+      <w:tr>
+        <w:tc>
+          <w:tcPr>
+            <w:tcW w:type="dxa" w:w="4680"/>
+          </w:tcPr>
+          <w:p>
+            <w:pPr>
+              <w:spacing w:line="288" w:lineRule="auto"/>
+            </w:pPr>
+            <w:r>
+              <w:rPr>
+                <w:rFonts w:ascii="Times New Roman" w:hAnsi="Times New Roman" w:eastAsia="宋体"/>
+                <w:b w:val="0"/>
+                <w:sz w:val="21"/>
+              </w:rPr>
+              <w:t>webapp/src/</w:t>
+            </w:r>
+          </w:p>
+        </w:tc>
+        <w:tc>
+          <w:tcPr>
+            <w:tcW w:type="dxa" w:w="4680"/>
+          </w:tcPr>
+          <w:p>
+            <w:pPr>
+              <w:spacing w:line="288" w:lineRule="auto"/>
+            </w:pPr>
+            <w:r>
+              <w:rPr>
+                <w:rFonts w:ascii="Times New Roman" w:hAnsi="Times New Roman" w:eastAsia="宋体"/>
+                <w:b w:val="0"/>
+                <w:sz w:val="21"/>
+              </w:rPr>
+              <w:t>数据仪表板版 React 源码（Vite 构建）</w:t>
             </w:r>
           </w:p>
         </w:tc>
@@ -2685,7 +3074,45 @@
                 <w:b w:val="0"/>
                 <w:sz w:val="21"/>
               </w:rPr>
-              <w:t>报告图表与 metrics.json 的可复现实验脚本</w:t>
+              <w:t>可复现仿真脚本：生成图表与 metrics.json</w:t>
+            </w:r>
+          </w:p>
+        </w:tc>
+      </w:tr>
+      <w:tr>
+        <w:tc>
+          <w:tcPr>
+            <w:tcW w:type="dxa" w:w="4680"/>
+          </w:tcPr>
+          <w:p>
+            <w:pPr>
+              <w:spacing w:line="288" w:lineRule="auto"/>
+            </w:pPr>
+            <w:r>
+              <w:rPr>
+                <w:rFonts w:ascii="Times New Roman" w:hAnsi="Times New Roman" w:eastAsia="宋体"/>
+                <w:b w:val="0"/>
+                <w:sz w:val="21"/>
+              </w:rPr>
+              <w:t>scripts/build_report.py</w:t>
+            </w:r>
+          </w:p>
+        </w:tc>
+        <w:tc>
+          <w:tcPr>
+            <w:tcW w:type="dxa" w:w="4680"/>
+          </w:tcPr>
+          <w:p>
+            <w:pPr>
+              <w:spacing w:line="288" w:lineRule="auto"/>
+            </w:pPr>
+            <w:r>
+              <w:rPr>
+                <w:rFonts w:ascii="Times New Roman" w:hAnsi="Times New Roman" w:eastAsia="宋体"/>
+                <w:b w:val="0"/>
+                <w:sz w:val="21"/>
+              </w:rPr>
+              <w:t>自动读取 metrics.json 并生成本 Word 报告</w:t>
             </w:r>
           </w:p>
         </w:tc>
@@ -2723,7 +3150,45 @@
                 <w:b w:val="0"/>
                 <w:sz w:val="21"/>
               </w:rPr>
-              <w:t>报告中使用的可视化结果</w:t>
+              <w:t>报告中使用的四张可视化图表</w:t>
+            </w:r>
+          </w:p>
+        </w:tc>
+      </w:tr>
+      <w:tr>
+        <w:tc>
+          <w:tcPr>
+            <w:tcW w:type="dxa" w:w="4680"/>
+          </w:tcPr>
+          <w:p>
+            <w:pPr>
+              <w:spacing w:line="288" w:lineRule="auto"/>
+            </w:pPr>
+            <w:r>
+              <w:rPr>
+                <w:rFonts w:ascii="Times New Roman" w:hAnsi="Times New Roman" w:eastAsia="宋体"/>
+                <w:b w:val="0"/>
+                <w:sz w:val="21"/>
+              </w:rPr>
+              <w:t>report/figures/metrics.json</w:t>
+            </w:r>
+          </w:p>
+        </w:tc>
+        <w:tc>
+          <w:tcPr>
+            <w:tcW w:type="dxa" w:w="4680"/>
+          </w:tcPr>
+          <w:p>
+            <w:pPr>
+              <w:spacing w:line="288" w:lineRule="auto"/>
+            </w:pPr>
+            <w:r>
+              <w:rPr>
+                <w:rFonts w:ascii="Times New Roman" w:hAnsi="Times New Roman" w:eastAsia="宋体"/>
+                <w:b w:val="0"/>
+                <w:sz w:val="21"/>
+              </w:rPr>
+              <w:t>仿真输出的所有关键指标（数据唯一来源）</w:t>
             </w:r>
           </w:p>
         </w:tc>
@@ -2740,7 +3205,76 @@
           <w:b w:val="0"/>
           <w:sz w:val="24"/>
         </w:rPr>
-        <w:t>核心队列递推伪代码：for each minute t: arrivals ~ Poisson(lambda[t]); service ~ Poisson(c*mu); queue = max(0, queue + arrivals - service)。重复该过程多次即可估计 P(max queue &gt; threshold)。</w:t>
+        <w:t>核心队列递推伪代码（Python 风格）：</w:t>
+      </w:r>
+    </w:p>
+    <w:p>
+      <w:pPr>
+        <w:spacing w:line="360" w:lineRule="auto"/>
+        <w:jc w:val="center"/>
+      </w:pPr>
+      <w:r>
+        <w:rPr>
+          <w:rFonts w:ascii="Times New Roman" w:hAnsi="Times New Roman" w:eastAsia="宋体"/>
+          <w:b w:val="0"/>
+          <w:sz w:val="24"/>
+        </w:rPr>
+        <w:t>for t in range(minutes):</w:t>
+      </w:r>
+    </w:p>
+    <w:p>
+      <w:pPr>
+        <w:spacing w:line="360" w:lineRule="auto"/>
+        <w:jc w:val="center"/>
+      </w:pPr>
+      <w:r>
+        <w:rPr>
+          <w:rFonts w:ascii="Times New Roman" w:hAnsi="Times New Roman" w:eastAsia="宋体"/>
+          <w:b w:val="0"/>
+          <w:sz w:val="24"/>
+        </w:rPr>
+        <w:t xml:space="preserve">    arrivals  = Poisson(lambda[t])</w:t>
+      </w:r>
+    </w:p>
+    <w:p>
+      <w:pPr>
+        <w:spacing w:line="360" w:lineRule="auto"/>
+        <w:jc w:val="center"/>
+      </w:pPr>
+      <w:r>
+        <w:rPr>
+          <w:rFonts w:ascii="Times New Roman" w:hAnsi="Times New Roman" w:eastAsia="宋体"/>
+          <w:b w:val="0"/>
+          <w:sz w:val="24"/>
+        </w:rPr>
+        <w:t xml:space="preserve">    service   = Poisson(gates × service_rate)</w:t>
+      </w:r>
+    </w:p>
+    <w:p>
+      <w:pPr>
+        <w:spacing w:line="360" w:lineRule="auto"/>
+        <w:jc w:val="center"/>
+      </w:pPr>
+      <w:r>
+        <w:rPr>
+          <w:rFonts w:ascii="Times New Roman" w:hAnsi="Times New Roman" w:eastAsia="宋体"/>
+          <w:b w:val="0"/>
+          <w:sz w:val="24"/>
+        </w:rPr>
+        <w:t xml:space="preserve">    queue[t]  = max(0, queue[t-1] + arrivals − service)</w:t>
+      </w:r>
+    </w:p>
+    <w:p>
+      <w:pPr>
+        <w:spacing w:line="360" w:lineRule="auto" w:after="120"/>
+      </w:pPr>
+      <w:r>
+        <w:rPr>
+          <w:rFonts w:ascii="Times New Roman" w:hAnsi="Times New Roman" w:eastAsia="宋体"/>
+          <w:b w:val="0"/>
+          <w:sz w:val="24"/>
+        </w:rPr>
+        <w:t>重复上述过程 300 次并统计 max(queue) &gt; threshold 的比例，即可可靠估计 P(max Q(t) &gt; L)（尾部风险概率）。</w:t>
       </w:r>
     </w:p>
     <w:sectPr>
